--- a/content/Banking-2030-Scoreboard-Part3-Capital-Efficiency.docx
+++ b/content/Banking-2030-Scoreboard-Part3-Capital-Efficiency.docx
@@ -1973,7 +1973,7 @@
           <w:sz w:val="20"/>
           <w:szCs w:val="20"/>
         </w:rPr>
-        <w:t xml:space="preserve">meridian@rodney-ai.com</w:t>
+        <w:t xml:space="preserve">rodney@theenterpriseai.co.uk</w:t>
       </w:r>
       <w:r>
         <w:rPr>
@@ -2468,7 +2468,7 @@
           <w:sz w:val="22"/>
           <w:szCs w:val="22"/>
         </w:rPr>
-        <w:t xml:space="preserve">The open Excel model behind the Scoreboard is available on request. DM or email meridian@rodney-ai.com.</w:t>
+        <w:t xml:space="preserve">The open Excel model behind the Scoreboard is available on request. DM or email rodney@theenterpriseai.co.uk.</w:t>
       </w:r>
     </w:p>
     <w:p>
@@ -2638,7 +2638,7 @@
         <w:sz w:val="16"/>
         <w:szCs w:val="16"/>
       </w:rPr>
-      <w:t xml:space="preserve">meridian@rodney-ai.com  ·  </w:t>
+      <w:t xml:space="preserve">rodney@theenterpriseai.co.uk  ·  </w:t>
     </w:r>
     <w:r>
       <w:rPr>
